--- a/docs/word/Role and Responsibility Documentation - Update and Maintenance Guide (Internal).docx
+++ b/docs/word/Role and Responsibility Documentation - Update and Maintenance Guide (Internal).docx
@@ -769,7 +769,18 @@
         <w:t>adminListName</w:t>
       </w:r>
       <w:r>
-        <w:t xml:space="preserve"> list for a row where the Person column matches the signed-in user's email/UPN </w:t>
+        <w:t xml:space="preserve"> list for a row where the Person column (</w:t>
+      </w:r>
+      <w:r>
+        <w:rPr>
+          <w:rFonts w:ascii="Consolas" w:hAnsi="Consolas"/>
+          <w:color w:val="C7254E"/>
+          <w:sz w:val="20"/>
+        </w:rPr>
+        <w:t>UserPrincipalName</w:t>
+      </w:r>
+      <w:r>
+        <w:t xml:space="preserve">) matches the signed-in user's email/UPN </w:t>
       </w:r>
       <w:r>
         <w:rPr>
@@ -778,7 +789,18 @@
         <w:t>and</w:t>
       </w:r>
       <w:r>
-        <w:t xml:space="preserve"> the Choice column value is exactly </w:t>
+        <w:t xml:space="preserve"> the Choice column (</w:t>
+      </w:r>
+      <w:r>
+        <w:rPr>
+          <w:rFonts w:ascii="Consolas" w:hAnsi="Consolas"/>
+          <w:color w:val="C7254E"/>
+          <w:sz w:val="20"/>
+        </w:rPr>
+        <w:t>AccessLevel</w:t>
+      </w:r>
+      <w:r>
+        <w:t xml:space="preserve">) value is exactly </w:t>
       </w:r>
       <w:r>
         <w:rPr>
@@ -789,7 +811,7 @@
         <w:t>"Admin"</w:t>
       </w:r>
       <w:r>
-        <w:t>. It fails closed on any error.</w:t>
+        <w:t xml:space="preserve"> (case-insensitive). It fails closed on any error.</w:t>
       </w:r>
     </w:p>
     <w:p>
@@ -808,7 +830,62 @@
         <w:t>SopService.uploadDocument()</w:t>
       </w:r>
       <w:r>
-        <w:t xml:space="preserve"> — it uploads the file, then stamps Role, Process (lookup), Document Type, Status, and optionally Owner on the new library item, and back-fills the Process record's </w:t>
+        <w:t xml:space="preserve"> — it uploads the file (auto-retrying with a de-duplicated name like </w:t>
+      </w:r>
+      <w:r>
+        <w:rPr>
+          <w:rFonts w:ascii="Consolas" w:hAnsi="Consolas"/>
+          <w:color w:val="C7254E"/>
+          <w:sz w:val="20"/>
+        </w:rPr>
+        <w:t>" (2)"</w:t>
+      </w:r>
+      <w:r>
+        <w:t xml:space="preserve"> if a same-named file already exists in the library, rather than failing or overwriting), then stamps </w:t>
+      </w:r>
+      <w:r>
+        <w:rPr>
+          <w:rFonts w:ascii="Consolas" w:hAnsi="Consolas"/>
+          <w:color w:val="C7254E"/>
+          <w:sz w:val="20"/>
+        </w:rPr>
+        <w:t>Role (Choice)</w:t>
+      </w:r>
+      <w:r>
+        <w:t xml:space="preserve">, the </w:t>
+      </w:r>
+      <w:r>
+        <w:rPr>
+          <w:rFonts w:ascii="Consolas" w:hAnsi="Consolas"/>
+          <w:color w:val="C7254E"/>
+          <w:sz w:val="20"/>
+        </w:rPr>
+        <w:t>Process</w:t>
+      </w:r>
+      <w:r>
+        <w:t xml:space="preserve"> lookup, Document Type, Status, optionally </w:t>
+      </w:r>
+      <w:r>
+        <w:rPr>
+          <w:rFonts w:ascii="Consolas" w:hAnsi="Consolas"/>
+          <w:color w:val="C7254E"/>
+          <w:sz w:val="20"/>
+        </w:rPr>
+        <w:t>Owner</w:t>
+      </w:r>
+      <w:r>
+        <w:t xml:space="preserve">, and — best-effort — </w:t>
+      </w:r>
+      <w:r>
+        <w:rPr>
+          <w:rFonts w:ascii="Consolas" w:hAnsi="Consolas"/>
+          <w:color w:val="C7254E"/>
+          <w:sz w:val="20"/>
+        </w:rPr>
+        <w:t>Role (Lookup)</w:t>
+      </w:r>
+      <w:r>
+        <w:t xml:space="preserve"> (matched from the Roles list by name) on the new library item, and back-fills the Process record's </w:t>
       </w:r>
       <w:r>
         <w:rPr>
@@ -1822,7 +1899,7 @@
           </w:tcPr>
           <w:p>
             <w:r>
-              <w:t>Upload fails</w:t>
+              <w:t>Upload fails (PR #1)</w:t>
             </w:r>
           </w:p>
         </w:tc>
@@ -1832,7 +1909,7 @@
           </w:tcPr>
           <w:p>
             <w:r>
-              <w:t>File name collision handling, missing library write permission, or a resolved field name that doesn't match the library's schema</w:t>
+              <w:t>Missing library write permission, or a resolved field name that doesn't match the library's schema — note a duplicate file name is *not* a failure cause, it auto-retries with a de-duplicated name</w:t>
             </w:r>
           </w:p>
         </w:tc>

--- a/docs/word/Role and Responsibility Documentation - Update and Maintenance Guide (Internal).docx
+++ b/docs/word/Role and Responsibility Documentation - Update and Maintenance Guide (Internal).docx
@@ -198,7 +198,13 @@
         <w:pStyle w:val="ListBullet"/>
       </w:pPr>
       <w:r>
-        <w:t>Access to the target SharePoint tenant's App Catalog (</w:t>
+        <w:rPr>
+          <w:b/>
+        </w:rPr>
+        <w:t>Membership access to the client's App Catalog site</w:t>
+      </w:r>
+      <w:r>
+        <w:t xml:space="preserve"> (a dedicated site collection under the tenant, e.g. </w:t>
       </w:r>
       <w:r>
         <w:rPr>
@@ -206,10 +212,19 @@
           <w:color w:val="C7254E"/>
           <w:sz w:val="20"/>
         </w:rPr>
-        <w:t>communityessentials.sharepoint.com</w:t>
-      </w:r>
-      <w:r>
-        <w:t>) with permission to upload/deploy packages.</w:t>
+        <w:t>&lt;Client Name&gt; SharePoint App</w:t>
+      </w:r>
+      <w:r>
+        <w:t xml:space="preserve"> — see section 7 below). This is granted per-client via that site's </w:t>
+      </w:r>
+      <w:r>
+        <w:rPr>
+          <w:b/>
+        </w:rPr>
+        <w:t>Membership</w:t>
+      </w:r>
+      <w:r>
+        <w:t xml:space="preserve"> tab, not tenant-wide, so confirm your dev/deployment account has been added there before your first deployment for a new client.</w:t>
       </w:r>
     </w:p>
     <w:p>
@@ -1298,11 +1313,86 @@
       </w:r>
     </w:p>
     <w:p>
+      <w:r>
+        <w:t xml:space="preserve">Each client has its </w:t>
+      </w:r>
+      <w:r>
+        <w:rPr>
+          <w:b/>
+        </w:rPr>
+        <w:t>own App Catalog site</w:t>
+      </w:r>
+      <w:r>
+        <w:t xml:space="preserve"> (a dedicated site collection, not a single shared tenant-wide catalog) — e.g. the Village of Mundelein's is named </w:t>
+      </w:r>
+      <w:r>
+        <w:rPr>
+          <w:rFonts w:ascii="Consolas" w:hAnsi="Consolas"/>
+          <w:color w:val="C7254E"/>
+          <w:sz w:val="20"/>
+        </w:rPr>
+        <w:t>Mundelein SharePoint App</w:t>
+      </w:r>
+      <w:r>
+        <w:t>. Confirm you're using the correct client's App Catalog site before uploading.</w:t>
+      </w:r>
+    </w:p>
+    <w:p>
       <w:pPr>
         <w:pStyle w:val="ListNumber"/>
       </w:pPr>
       <w:r>
-        <w:t xml:space="preserve">Go to the tenant or site collection </w:t>
+        <w:rPr>
+          <w:b/>
+        </w:rPr>
+        <w:t>Check permissions first (especially for a new client or new deployment account):</w:t>
+      </w:r>
+      <w:r>
+        <w:t xml:space="preserve"> go to the client's App Catalog site → gear icon → </w:t>
+      </w:r>
+      <w:r>
+        <w:rPr>
+          <w:b/>
+        </w:rPr>
+        <w:t>Site permissions</w:t>
+      </w:r>
+      <w:r>
+        <w:t xml:space="preserve"> (or </w:t>
+      </w:r>
+      <w:r>
+        <w:rPr>
+          <w:b/>
+        </w:rPr>
+        <w:t>Site contents → Settings</w:t>
+      </w:r>
+      <w:r>
+        <w:t xml:space="preserve">) → </w:t>
+      </w:r>
+      <w:r>
+        <w:rPr>
+          <w:b/>
+        </w:rPr>
+        <w:t>Membership</w:t>
+      </w:r>
+      <w:r>
+        <w:t xml:space="preserve"> tab. Confirm your dev/deployment account is listed as at least a </w:t>
+      </w:r>
+      <w:r>
+        <w:rPr>
+          <w:b/>
+        </w:rPr>
+        <w:t>Member</w:t>
+      </w:r>
+      <w:r>
+        <w:t xml:space="preserve"> (able to upload/manage apps). If it isn't, add it there before continuing — without this, the app upload will fail or the account won't see the App Catalog at all.</w:t>
+      </w:r>
+    </w:p>
+    <w:p>
+      <w:pPr>
+        <w:pStyle w:val="ListNumber"/>
+      </w:pPr>
+      <w:r>
+        <w:t xml:space="preserve">Go to that client's </w:t>
       </w:r>
       <w:r>
         <w:rPr>
@@ -1311,7 +1401,7 @@
         <w:t>App Catalog</w:t>
       </w:r>
       <w:r>
-        <w:t xml:space="preserve"> on </w:t>
+        <w:t xml:space="preserve"> site (e.g. </w:t>
       </w:r>
       <w:r>
         <w:rPr>
@@ -1322,7 +1412,7 @@
         <w:t>communityessentials.sharepoint.com</w:t>
       </w:r>
       <w:r>
-        <w:t>.</w:t>
+        <w:t xml:space="preserve"> hosts each client's catalog as its own site collection).</w:t>
       </w:r>
     </w:p>
     <w:p>
@@ -1990,6 +2080,47 @@
           </w:tcPr>
           <w:p>
             <w:r>
+              <w:t>Can't see/upload to the App Catalog</w:t>
+            </w:r>
+          </w:p>
+        </w:tc>
+        <w:tc>
+          <w:tcPr>
+            <w:tcW w:type="dxa" w:w="2880"/>
+          </w:tcPr>
+          <w:p>
+            <w:r>
+              <w:t>Dev/deployment account isn't added to that client's App Catalog site Membership yet</w:t>
+            </w:r>
+          </w:p>
+        </w:tc>
+        <w:tc>
+          <w:tcPr>
+            <w:tcW w:type="dxa" w:w="2880"/>
+          </w:tcPr>
+          <w:p>
+            <w:r>
+              <w:t xml:space="preserve">Client's App Catalog site → </w:t>
+            </w:r>
+            <w:r>
+              <w:rPr>
+                <w:b/>
+              </w:rPr>
+              <w:t>Site permissions → Membership</w:t>
+            </w:r>
+            <w:r>
+              <w:t xml:space="preserve"> — add the account as at least a Member</w:t>
+            </w:r>
+          </w:p>
+        </w:tc>
+      </w:tr>
+      <w:tr>
+        <w:tc>
+          <w:tcPr>
+            <w:tcW w:type="dxa" w:w="2880"/>
+          </w:tcPr>
+          <w:p>
+            <w:r>
               <w:t>Web part doesn't update after new package upload</w:t>
             </w:r>
           </w:p>
